--- a/gouvernance/word/20_Bon_de_prise_en_charge_hotel.docx
+++ b/gouvernance/word/20_Bon_de_prise_en_charge_hotel.docx
@@ -369,7 +369,7 @@
         <w:jc w:val="both"/>
       </w:pPr>
       <w:r>
-        <w:t xml:space="preserve">Tarif conventionnel : </w:t>
+        <w:t xml:space="preserve">Tarif conventionnel, taxe de séjour incluse : ☐ chambre standard, </w:t>
       </w:r>
       <w:r>
         <w:rPr>
@@ -379,7 +379,17 @@
         <w:t xml:space="preserve">50,00 € TTC maximum par nuitée</w:t>
       </w:r>
       <w:r>
-        <w:t xml:space="preserve">, taxe de séjour incluse, chambre standard. Les prestations non mentionnées (minibar, téléphone, extras) ne sont pas prises en charge.</w:t>
+        <w:t xml:space="preserve"> · ☐ chambre familiale, </w:t>
+      </w:r>
+      <w:r>
+        <w:rPr>
+          <w:b/>
+          <w:bCs/>
+        </w:rPr>
+        <w:t xml:space="preserve">85,00 € TTC maximum par nuitée</w:t>
+      </w:r>
+      <w:r>
+        <w:t xml:space="preserve">. Les prestations non mentionnées (minibar, téléphone, extras) ne sont pas prises en charge.</w:t>
       </w:r>
     </w:p>
     <w:p>
